--- a/validation_questions.docx
+++ b/validation_questions.docx
@@ -2,46 +2,77 @@
 <file path=word/document.xml><?xml version="1.0" encoding="utf-8"?>
 <w:document xmlns:wpc="http://schemas.microsoft.com/office/word/2010/wordprocessingCanvas" xmlns:mo="http://schemas.microsoft.com/office/mac/office/2008/main" xmlns:mc="http://schemas.openxmlformats.org/markup-compatibility/2006" xmlns:mv="urn:schemas-microsoft-com:mac:vml" xmlns:o="urn:schemas-microsoft-com:office:office" xmlns:r="http://schemas.openxmlformats.org/officeDocument/2006/relationships" xmlns:m="http://schemas.openxmlformats.org/officeDocument/2006/math" xmlns:v="urn:schemas-microsoft-com:vml" xmlns:wp14="http://schemas.microsoft.com/office/word/2010/wordprocessingDrawing" xmlns:wp="http://schemas.openxmlformats.org/drawingml/2006/wordprocessingDrawing" xmlns:w10="urn:schemas-microsoft-com:office:word" xmlns:w="http://schemas.openxmlformats.org/wordprocessingml/2006/main" xmlns:w14="http://schemas.microsoft.com/office/word/2010/wordml" xmlns:wpg="http://schemas.microsoft.com/office/word/2010/wordprocessingGroup" xmlns:wpi="http://schemas.microsoft.com/office/word/2010/wordprocessingInk" xmlns:wne="http://schemas.microsoft.com/office/word/2006/wordml" xmlns:wps="http://schemas.microsoft.com/office/word/2010/wordprocessingShape" mc:Ignorable="w14 wp14">
   <w:body>
+    <w:tbl>
+      <w:tblPr>
+        <w:tblW w:type="auto" w:w="0"/>
+        <w:tblLook w:firstColumn="1" w:firstRow="1" w:lastColumn="0" w:lastRow="0" w:noHBand="0" w:noVBand="1" w:val="04A0"/>
+        <w:tblBorders>
+          <w:top w:val="none"/>
+          <w:left w:val="none"/>
+          <w:bottom w:val="none"/>
+          <w:right w:val="none"/>
+          <w:insideH w:val="none"/>
+          <w:insideV w:val="none"/>
+        </w:tblBorders>
+      </w:tblPr>
+      <w:tblGrid>
+        <w:gridCol w:w="9406"/>
+      </w:tblGrid>
+      <w:tr>
+        <w:tc>
+          <w:tcPr>
+            <w:tcW w:type="dxa" w:w="9406"/>
+            <w:shd w:val="clear" w:color="auto" w:fill="1f3864"/>
+            <w:tcBorders>
+              <w:top w:val="none"/>
+              <w:left w:val="none"/>
+              <w:bottom w:val="none"/>
+              <w:right w:val="none"/>
+              <w:insideH w:val="none"/>
+              <w:insideV w:val="none"/>
+            </w:tcBorders>
+            <w:tcMar>
+              <w:top w:w="140" w:type="dxa"/>
+              <w:bottom w:w="140" w:type="dxa"/>
+              <w:left w:w="200" w:type="dxa"/>
+              <w:right w:w="200" w:type="dxa"/>
+            </w:tcMar>
+          </w:tcPr>
+          <w:p>
+            <w:pPr>
+              <w:spacing w:before="0" w:after="80"/>
+              <w:jc w:val="center"/>
+            </w:pPr>
+            <w:r>
+              <w:rPr>
+                <w:b/>
+                <w:color w:val="FFFFFF"/>
+                <w:sz w:val="26"/>
+              </w:rPr>
+              <w:t>SYSTEM VALIDATION QUESTIONNAIRE</w:t>
+            </w:r>
+          </w:p>
+          <w:p>
+            <w:pPr>
+              <w:spacing w:before="0" w:after="0"/>
+              <w:jc w:val="center"/>
+            </w:pPr>
+            <w:r>
+              <w:rPr>
+                <w:color w:val="ADC8E0"/>
+                <w:sz w:val="19"/>
+              </w:rPr>
+              <w:t>GRU Evaluation in Multi-Parameter Weather Forecasting System</w:t>
+              <w:br/>
+              <w:t>University of the Cordilleras  ·  B.S. Computer Science</w:t>
+            </w:r>
+          </w:p>
+        </w:tc>
+      </w:tr>
+    </w:tbl>
     <w:p>
       <w:pPr>
-        <w:spacing w:after="40"/>
-        <w:jc w:val="center"/>
-      </w:pPr>
-      <w:r>
-        <w:rPr>
-          <w:b/>
-          <w:color w:val="1F3864"/>
-          <w:sz w:val="26"/>
-        </w:rPr>
-        <w:t>SYSTEM VALIDATION QUESTIONNAIRE</w:t>
-      </w:r>
-    </w:p>
-    <w:p>
-      <w:pPr>
-        <w:spacing w:after="80"/>
-        <w:jc w:val="center"/>
-      </w:pPr>
-      <w:r>
-        <w:rPr>
-          <w:color w:val="555555"/>
-          <w:sz w:val="19"/>
-        </w:rPr>
-        <w:t>GRU Evaluation in Multi-Parameter Weather Forecasting System</w:t>
-        <w:br/>
-        <w:t>University of the Cordilleras  ·  B.S. Computer Science</w:t>
-      </w:r>
-    </w:p>
-    <w:p>
-      <w:pPr>
-        <w:spacing w:before="40" w:after="40"/>
-        <w:pBdr>
-          <w:bottom w:val="single" w:sz="6" w:space="1" w:color="2c3e50"/>
-        </w:pBdr>
-      </w:pPr>
-    </w:p>
-    <w:p>
-      <w:pPr>
-        <w:spacing w:before="120" w:after="120"/>
+        <w:spacing w:before="200" w:after="120"/>
       </w:pPr>
       <w:r>
         <w:rPr>
@@ -54,8 +85,15 @@
     <w:tbl>
       <w:tblPr>
         <w:tblW w:type="auto" w:w="0"/>
-        <w:jc w:val="center"/>
         <w:tblLook w:firstColumn="1" w:firstRow="1" w:lastColumn="0" w:lastRow="0" w:noHBand="0" w:noVBand="1" w:val="04A0"/>
+        <w:tblBorders>
+          <w:top w:val="none"/>
+          <w:left w:val="none"/>
+          <w:bottom w:val="none"/>
+          <w:right w:val="none"/>
+          <w:insideH w:val="none"/>
+          <w:insideV w:val="none"/>
+        </w:tblBorders>
       </w:tblPr>
       <w:tblGrid>
         <w:gridCol w:w="1881"/>
@@ -69,9 +107,24 @@
           <w:tcPr>
             <w:tcW w:type="dxa" w:w="1881"/>
             <w:shd w:val="clear" w:color="auto" w:fill="1f3864"/>
+            <w:tcBorders>
+              <w:top w:val="none"/>
+              <w:left w:val="none"/>
+              <w:bottom w:val="none"/>
+              <w:right w:val="none"/>
+              <w:insideH w:val="none"/>
+              <w:insideV w:val="none"/>
+            </w:tcBorders>
+            <w:tcMar>
+              <w:top w:w="60" w:type="dxa"/>
+              <w:bottom w:w="60" w:type="dxa"/>
+              <w:left w:w="60" w:type="dxa"/>
+              <w:right w:w="60" w:type="dxa"/>
+            </w:tcMar>
           </w:tcPr>
           <w:p>
             <w:pPr>
+              <w:spacing w:before="0" w:after="0"/>
               <w:jc w:val="center"/>
             </w:pPr>
             <w:r>
@@ -88,9 +141,24 @@
           <w:tcPr>
             <w:tcW w:type="dxa" w:w="1881"/>
             <w:shd w:val="clear" w:color="auto" w:fill="2980b9"/>
+            <w:tcBorders>
+              <w:top w:val="none"/>
+              <w:left w:val="none"/>
+              <w:bottom w:val="none"/>
+              <w:right w:val="none"/>
+              <w:insideH w:val="none"/>
+              <w:insideV w:val="none"/>
+            </w:tcBorders>
+            <w:tcMar>
+              <w:top w:w="60" w:type="dxa"/>
+              <w:bottom w:w="60" w:type="dxa"/>
+              <w:left w:w="60" w:type="dxa"/>
+              <w:right w:w="60" w:type="dxa"/>
+            </w:tcMar>
           </w:tcPr>
           <w:p>
             <w:pPr>
+              <w:spacing w:before="0" w:after="0"/>
               <w:jc w:val="center"/>
             </w:pPr>
             <w:r>
@@ -107,9 +175,24 @@
           <w:tcPr>
             <w:tcW w:type="dxa" w:w="1881"/>
             <w:shd w:val="clear" w:color="auto" w:fill="7f8c8d"/>
+            <w:tcBorders>
+              <w:top w:val="none"/>
+              <w:left w:val="none"/>
+              <w:bottom w:val="none"/>
+              <w:right w:val="none"/>
+              <w:insideH w:val="none"/>
+              <w:insideV w:val="none"/>
+            </w:tcBorders>
+            <w:tcMar>
+              <w:top w:w="60" w:type="dxa"/>
+              <w:bottom w:w="60" w:type="dxa"/>
+              <w:left w:w="60" w:type="dxa"/>
+              <w:right w:w="60" w:type="dxa"/>
+            </w:tcMar>
           </w:tcPr>
           <w:p>
             <w:pPr>
+              <w:spacing w:before="0" w:after="0"/>
               <w:jc w:val="center"/>
             </w:pPr>
             <w:r>
@@ -126,9 +209,24 @@
           <w:tcPr>
             <w:tcW w:type="dxa" w:w="1881"/>
             <w:shd w:val="clear" w:color="auto" w:fill="e67e22"/>
+            <w:tcBorders>
+              <w:top w:val="none"/>
+              <w:left w:val="none"/>
+              <w:bottom w:val="none"/>
+              <w:right w:val="none"/>
+              <w:insideH w:val="none"/>
+              <w:insideV w:val="none"/>
+            </w:tcBorders>
+            <w:tcMar>
+              <w:top w:w="60" w:type="dxa"/>
+              <w:bottom w:w="60" w:type="dxa"/>
+              <w:left w:w="60" w:type="dxa"/>
+              <w:right w:w="60" w:type="dxa"/>
+            </w:tcMar>
           </w:tcPr>
           <w:p>
             <w:pPr>
+              <w:spacing w:before="0" w:after="0"/>
               <w:jc w:val="center"/>
             </w:pPr>
             <w:r>
@@ -145,9 +243,24 @@
           <w:tcPr>
             <w:tcW w:type="dxa" w:w="1881"/>
             <w:shd w:val="clear" w:color="auto" w:fill="c0392b"/>
+            <w:tcBorders>
+              <w:top w:val="none"/>
+              <w:left w:val="none"/>
+              <w:bottom w:val="none"/>
+              <w:right w:val="none"/>
+              <w:insideH w:val="none"/>
+              <w:insideV w:val="none"/>
+            </w:tcBorders>
+            <w:tcMar>
+              <w:top w:w="60" w:type="dxa"/>
+              <w:bottom w:w="60" w:type="dxa"/>
+              <w:left w:w="60" w:type="dxa"/>
+              <w:right w:w="60" w:type="dxa"/>
+            </w:tcMar>
           </w:tcPr>
           <w:p>
             <w:pPr>
+              <w:spacing w:before="0" w:after="0"/>
               <w:jc w:val="center"/>
             </w:pPr>
             <w:r>
@@ -159,38 +272,6 @@
               <w:t>1 — Strongly Disagree</w:t>
             </w:r>
           </w:p>
-        </w:tc>
-      </w:tr>
-      <w:tr>
-        <w:tc>
-          <w:tcPr>
-            <w:tcW w:type="dxa" w:w="1881"/>
-          </w:tcPr>
-          <w:p/>
-        </w:tc>
-        <w:tc>
-          <w:tcPr>
-            <w:tcW w:type="dxa" w:w="1881"/>
-          </w:tcPr>
-          <w:p/>
-        </w:tc>
-        <w:tc>
-          <w:tcPr>
-            <w:tcW w:type="dxa" w:w="1881"/>
-          </w:tcPr>
-          <w:p/>
-        </w:tc>
-        <w:tc>
-          <w:tcPr>
-            <w:tcW w:type="dxa" w:w="1881"/>
-          </w:tcPr>
-          <w:p/>
-        </w:tc>
-        <w:tc>
-          <w:tcPr>
-            <w:tcW w:type="dxa" w:w="1881"/>
-          </w:tcPr>
-          <w:p/>
         </w:tc>
       </w:tr>
     </w:tbl>
@@ -355,7 +436,7 @@
               <w:rPr>
                 <w:sz w:val="19"/>
               </w:rPr>
-              <w:t>The sidebar controls (date range, station, model selection) are intuitive and easy to understand.</w:t>
+              <w:t>The sidebar controls (station, model selection, settings) are intuitive and easy to understand.</w:t>
             </w:r>
           </w:p>
         </w:tc>
@@ -531,7 +612,7 @@
               <w:rPr>
                 <w:sz w:val="19"/>
               </w:rPr>
-              <w:t>The tabs (Predictions, Metrics, Download) are logically organized and easy to switch between.</w:t>
+              <w:t>The tabs (Predictions, Metrics, Forecast, Download) are logically organized and easy to switch between.</w:t>
             </w:r>
           </w:p>
         </w:tc>
@@ -575,6 +656,50 @@
               <w:rPr>
                 <w:sz w:val="19"/>
               </w:rPr>
+              <w:t>The 7-day Forecast tab is useful and easy to operate.</w:t>
+            </w:r>
+          </w:p>
+        </w:tc>
+        <w:tc>
+          <w:tcPr>
+            <w:tcW w:type="dxa" w:w="3135"/>
+            <w:shd w:val="clear" w:color="auto" w:fill="eaf0fb"/>
+          </w:tcPr>
+          <w:p>
+            <w:pPr>
+              <w:jc w:val="center"/>
+            </w:pPr>
+          </w:p>
+        </w:tc>
+      </w:tr>
+      <w:tr>
+        <w:tc>
+          <w:tcPr>
+            <w:tcW w:type="dxa" w:w="3135"/>
+            <w:shd w:val="clear" w:color="auto" w:fill="ffffff"/>
+          </w:tcPr>
+          <w:p>
+            <w:pPr>
+              <w:jc w:val="center"/>
+            </w:pPr>
+            <w:r>
+              <w:rPr>
+                <w:sz w:val="18"/>
+              </w:rPr>
+              <w:t>8</w:t>
+            </w:r>
+          </w:p>
+        </w:tc>
+        <w:tc>
+          <w:tcPr>
+            <w:tcW w:type="dxa" w:w="3135"/>
+            <w:shd w:val="clear" w:color="auto" w:fill="ffffff"/>
+          </w:tcPr>
+          <w:p>
+            <w:r>
+              <w:rPr>
+                <w:sz w:val="19"/>
+              </w:rPr>
               <w:t>The download feature works as expected and produces a usable output.</w:t>
             </w:r>
           </w:p>
@@ -582,7 +707,7 @@
         <w:tc>
           <w:tcPr>
             <w:tcW w:type="dxa" w:w="3135"/>
-            <w:shd w:val="clear" w:color="auto" w:fill="eaf0fb"/>
+            <w:shd w:val="clear" w:color="auto" w:fill="ffffff"/>
           </w:tcPr>
           <w:p>
             <w:pPr>
@@ -753,7 +878,7 @@
               <w:rPr>
                 <w:sz w:val="19"/>
               </w:rPr>
-              <w:t>The progress bar accurately reflects the training progress.</w:t>
+              <w:t>The progress indicator accurately reflects the training progress.</w:t>
             </w:r>
           </w:p>
         </w:tc>
@@ -841,7 +966,7 @@
               <w:rPr>
                 <w:sz w:val="19"/>
               </w:rPr>
-              <w:t>The system works consistently across multiple runs with the same settings.</w:t>
+              <w:t>The caching mechanism effectively reduces wait time on subsequent loads.</w:t>
             </w:r>
           </w:p>
         </w:tc>
@@ -885,6 +1010,50 @@
               <w:rPr>
                 <w:sz w:val="19"/>
               </w:rPr>
+              <w:t>The system works consistently across multiple runs with the same settings.</w:t>
+            </w:r>
+          </w:p>
+        </w:tc>
+        <w:tc>
+          <w:tcPr>
+            <w:tcW w:type="dxa" w:w="3135"/>
+            <w:shd w:val="clear" w:color="auto" w:fill="eaf0fb"/>
+          </w:tcPr>
+          <w:p>
+            <w:pPr>
+              <w:jc w:val="center"/>
+            </w:pPr>
+          </w:p>
+        </w:tc>
+      </w:tr>
+      <w:tr>
+        <w:tc>
+          <w:tcPr>
+            <w:tcW w:type="dxa" w:w="3135"/>
+            <w:shd w:val="clear" w:color="auto" w:fill="ffffff"/>
+          </w:tcPr>
+          <w:p>
+            <w:pPr>
+              <w:jc w:val="center"/>
+            </w:pPr>
+            <w:r>
+              <w:rPr>
+                <w:sz w:val="18"/>
+              </w:rPr>
+              <w:t>6</w:t>
+            </w:r>
+          </w:p>
+        </w:tc>
+        <w:tc>
+          <w:tcPr>
+            <w:tcW w:type="dxa" w:w="3135"/>
+            <w:shd w:val="clear" w:color="auto" w:fill="ffffff"/>
+          </w:tcPr>
+          <w:p>
+            <w:r>
+              <w:rPr>
+                <w:sz w:val="19"/>
+              </w:rPr>
               <w:t>Error messages or warnings, if any, are understandable and helpful.</w:t>
             </w:r>
           </w:p>
@@ -892,7 +1061,7 @@
         <w:tc>
           <w:tcPr>
             <w:tcW w:type="dxa" w:w="3135"/>
-            <w:shd w:val="clear" w:color="auto" w:fill="eaf0fb"/>
+            <w:shd w:val="clear" w:color="auto" w:fill="ffffff"/>
           </w:tcPr>
           <w:p>
             <w:pPr>
@@ -1195,6 +1364,50 @@
               <w:rPr>
                 <w:sz w:val="19"/>
               </w:rPr>
+              <w:t>The 7-day forecast values appear reasonable and consistent with historical trends.</w:t>
+            </w:r>
+          </w:p>
+        </w:tc>
+        <w:tc>
+          <w:tcPr>
+            <w:tcW w:type="dxa" w:w="3135"/>
+            <w:shd w:val="clear" w:color="auto" w:fill="eaf0fb"/>
+          </w:tcPr>
+          <w:p>
+            <w:pPr>
+              <w:jc w:val="center"/>
+            </w:pPr>
+          </w:p>
+        </w:tc>
+      </w:tr>
+      <w:tr>
+        <w:tc>
+          <w:tcPr>
+            <w:tcW w:type="dxa" w:w="3135"/>
+            <w:shd w:val="clear" w:color="auto" w:fill="ffffff"/>
+          </w:tcPr>
+          <w:p>
+            <w:pPr>
+              <w:jc w:val="center"/>
+            </w:pPr>
+            <w:r>
+              <w:rPr>
+                <w:sz w:val="18"/>
+              </w:rPr>
+              <w:t>6</w:t>
+            </w:r>
+          </w:p>
+        </w:tc>
+        <w:tc>
+          <w:tcPr>
+            <w:tcW w:type="dxa" w:w="3135"/>
+            <w:shd w:val="clear" w:color="auto" w:fill="ffffff"/>
+          </w:tcPr>
+          <w:p>
+            <w:r>
+              <w:rPr>
+                <w:sz w:val="19"/>
+              </w:rPr>
               <w:t>The results appear consistent and trustworthy based on the data presented.</w:t>
             </w:r>
           </w:p>
@@ -1202,7 +1415,7 @@
         <w:tc>
           <w:tcPr>
             <w:tcW w:type="dxa" w:w="3135"/>
-            <w:shd w:val="clear" w:color="auto" w:fill="eaf0fb"/>
+            <w:shd w:val="clear" w:color="auto" w:fill="ffffff"/>
           </w:tcPr>
           <w:p>
             <w:pPr>
